--- a/deal-mgmt/templates/legal/bta_template.docx
+++ b/deal-mgmt/templates/legal/bta_template.docx
@@ -9,7 +9,7 @@
       </w:pPr>
       <w:r>
         <w:rPr>
-          <w:rFonts w:ascii="Times New Roman" w:hAnsi="Times New Roman" w:eastAsia="바탕체"/>
+          <w:rFonts w:ascii="Times New Roman" w:hAnsi="Times New Roman" w:eastAsia="바탕"/>
           <w:b/>
           <w:sz w:val="40"/>
         </w:rPr>
@@ -23,9 +23,9 @@
       </w:pPr>
       <w:r>
         <w:rPr>
-          <w:rFonts w:ascii="Times New Roman" w:hAnsi="Times New Roman" w:eastAsia="바탕체"/>
+          <w:rFonts w:ascii="Times New Roman" w:hAnsi="Times New Roman" w:eastAsia="바탕"/>
           <w:b w:val="0"/>
-          <w:sz w:val="20"/>
+          <w:sz w:val="28"/>
         </w:rPr>
         <w:t>(Business Transfer Agreement)</w:t>
       </w:r>
@@ -41,8 +41,8 @@
       </w:pPr>
       <w:r>
         <w:rPr>
-          <w:rFonts w:ascii="Times New Roman" w:hAnsi="Times New Roman" w:eastAsia="바탕체"/>
-          <w:sz w:val="24"/>
+          <w:rFonts w:ascii="Times New Roman" w:hAnsi="Times New Roman" w:eastAsia="바탕"/>
+          <w:sz w:val="23"/>
         </w:rPr>
         <w:t>본 영업양수도계약(이하 "본 계약")은 {{ signing_date }}(이하 "본 계약 체결일") 아래 당사자들 사이에서 체결되었다.</w:t>
       </w:r>
@@ -54,8 +54,8 @@
       </w:pPr>
       <w:r>
         <w:rPr>
-          <w:rFonts w:ascii="Times New Roman" w:hAnsi="Times New Roman" w:eastAsia="바탕체"/>
-          <w:sz w:val="24"/>
+          <w:rFonts w:ascii="Times New Roman" w:hAnsi="Times New Roman" w:eastAsia="바탕"/>
+          <w:sz w:val="23"/>
         </w:rPr>
         <w:t>{{ transferor_name }}(이하 "양도인")</w:t>
       </w:r>
@@ -67,8 +67,8 @@
       </w:pPr>
       <w:r>
         <w:rPr>
-          <w:rFonts w:ascii="Times New Roman" w:hAnsi="Times New Roman" w:eastAsia="바탕체"/>
-          <w:sz w:val="24"/>
+          <w:rFonts w:ascii="Times New Roman" w:hAnsi="Times New Roman" w:eastAsia="바탕"/>
+          <w:sz w:val="23"/>
         </w:rPr>
         <w:t>{{ transferee_name }}(이하 "양수인", 양도인과 양수인을 총칭하여 "당사자들")</w:t>
       </w:r>
@@ -80,9 +80,9 @@
       </w:pPr>
       <w:r>
         <w:rPr>
-          <w:rFonts w:ascii="Times New Roman" w:hAnsi="Times New Roman" w:eastAsia="바탕체"/>
+          <w:rFonts w:ascii="Times New Roman" w:hAnsi="Times New Roman" w:eastAsia="바탕"/>
           <w:b/>
-          <w:sz w:val="24"/>
+          <w:sz w:val="23"/>
         </w:rPr>
         <w:t>전     문</w:t>
       </w:r>
@@ -93,8 +93,8 @@
       </w:pPr>
       <w:r>
         <w:rPr>
-          <w:rFonts w:ascii="Times New Roman" w:hAnsi="Times New Roman" w:eastAsia="바탕체"/>
-          <w:sz w:val="24"/>
+          <w:rFonts w:ascii="Times New Roman" w:hAnsi="Times New Roman" w:eastAsia="바탕"/>
+          <w:sz w:val="23"/>
         </w:rPr>
         <w:t>양도인은 {{ business_description }}을(를) 영위하고 있으며, 양도인과 양수인은 본 계약에서 정하는 바에 따라 양도인이 양수인에게 양도대상 영업을 포괄적으로 양도하고, 양수인은 이를 양수하는 거래를 진행하기로 합의하였다.</w:t>
       </w:r>
@@ -105,8 +105,8 @@
       </w:pPr>
       <w:r>
         <w:rPr>
-          <w:rFonts w:ascii="Times New Roman" w:hAnsi="Times New Roman" w:eastAsia="바탕체"/>
-          <w:sz w:val="24"/>
+          <w:rFonts w:ascii="Times New Roman" w:hAnsi="Times New Roman" w:eastAsia="바탕"/>
+          <w:sz w:val="23"/>
         </w:rPr>
         <w:t>이에 당사자들은 아래와 같이 합의한다.</w:t>
       </w:r>
@@ -118,9 +118,9 @@
       </w:pPr>
       <w:r>
         <w:rPr>
-          <w:rFonts w:ascii="Times New Roman" w:hAnsi="Times New Roman" w:eastAsia="바탕체"/>
+          <w:rFonts w:ascii="Times New Roman" w:hAnsi="Times New Roman" w:eastAsia="바탕"/>
           <w:b/>
-          <w:sz w:val="24"/>
+          <w:sz w:val="23"/>
         </w:rPr>
         <w:t>아     래</w:t>
       </w:r>
@@ -128,13 +128,13 @@
     <w:p>
       <w:pPr>
         <w:pStyle w:val="Heading1"/>
-        <w:spacing w:before="240" w:after="120"/>
+        <w:spacing w:before="360" w:after="240"/>
       </w:pPr>
       <w:r>
         <w:rPr>
-          <w:rFonts w:ascii="Times New Roman" w:hAnsi="Times New Roman" w:eastAsia="바탕체"/>
+          <w:rFonts w:ascii="Times New Roman" w:hAnsi="Times New Roman" w:eastAsia="바탕"/>
           <w:b/>
-          <w:sz w:val="24"/>
+          <w:sz w:val="23"/>
         </w:rPr>
         <w:t>제1조 (정의)</w:t>
       </w:r>
@@ -146,60 +146,60 @@
       </w:pPr>
       <w:r>
         <w:rPr>
-          <w:rFonts w:ascii="Times New Roman" w:hAnsi="Times New Roman" w:eastAsia="바탕체"/>
+          <w:rFonts w:ascii="Times New Roman" w:hAnsi="Times New Roman" w:eastAsia="바탕"/>
           <w:b/>
-          <w:sz w:val="24"/>
+          <w:sz w:val="23"/>
         </w:rPr>
         <w:t>정의.</w:t>
       </w:r>
     </w:p>
     <w:p>
       <w:pPr>
-        <w:spacing w:after="80"/>
+        <w:spacing w:after="0"/>
       </w:pPr>
       <w:r>
         <w:rPr>
-          <w:rFonts w:ascii="Times New Roman" w:hAnsi="Times New Roman" w:eastAsia="바탕체"/>
-          <w:sz w:val="24"/>
+          <w:rFonts w:ascii="Times New Roman" w:hAnsi="Times New Roman" w:eastAsia="바탕"/>
+          <w:sz w:val="23"/>
         </w:rPr>
         <w:t>본 계약에서 사용되는 다음의 용어는 아래 규정된 의미를 가진다.</w:t>
       </w:r>
     </w:p>
     <w:p>
       <w:pPr>
-        <w:spacing w:after="80"/>
-        <w:ind w:left="794"/>
+        <w:spacing w:after="0"/>
+        <w:ind w:left="737"/>
       </w:pPr>
       <w:r>
         <w:rPr>
-          <w:rFonts w:ascii="Times New Roman" w:hAnsi="Times New Roman" w:eastAsia="바탕체"/>
-          <w:sz w:val="24"/>
+          <w:rFonts w:ascii="Times New Roman" w:hAnsi="Times New Roman" w:eastAsia="바탕"/>
+          <w:sz w:val="23"/>
         </w:rPr>
         <w:t>"양도대상 영업"이란 {{ business_description }}을 말한다.</w:t>
       </w:r>
     </w:p>
     <w:p>
       <w:pPr>
-        <w:spacing w:after="80"/>
-        <w:ind w:left="794"/>
+        <w:spacing w:after="0"/>
+        <w:ind w:left="737"/>
       </w:pPr>
       <w:r>
         <w:rPr>
-          <w:rFonts w:ascii="Times New Roman" w:hAnsi="Times New Roman" w:eastAsia="바탕체"/>
-          <w:sz w:val="24"/>
+          <w:rFonts w:ascii="Times New Roman" w:hAnsi="Times New Roman" w:eastAsia="바탕"/>
+          <w:sz w:val="23"/>
         </w:rPr>
         <w:t>"거래종결일"이란 {{ closing_date }}을 말한다.</w:t>
       </w:r>
     </w:p>
     <w:p>
       <w:pPr>
-        <w:spacing w:after="80"/>
-        <w:ind w:left="794"/>
+        <w:spacing w:after="0"/>
+        <w:ind w:left="737"/>
       </w:pPr>
       <w:r>
         <w:rPr>
-          <w:rFonts w:ascii="Times New Roman" w:hAnsi="Times New Roman" w:eastAsia="바탕체"/>
-          <w:sz w:val="24"/>
+          <w:rFonts w:ascii="Times New Roman" w:hAnsi="Times New Roman" w:eastAsia="바탕"/>
+          <w:sz w:val="23"/>
         </w:rPr>
         <w:t>"양도대금"이란 금 {{ total_consideration }}원을 말한다.</w:t>
       </w:r>
@@ -207,13 +207,13 @@
     <w:p>
       <w:pPr>
         <w:pStyle w:val="Heading1"/>
-        <w:spacing w:before="240" w:after="120"/>
+        <w:spacing w:before="360" w:after="240"/>
       </w:pPr>
       <w:r>
         <w:rPr>
-          <w:rFonts w:ascii="Times New Roman" w:hAnsi="Times New Roman" w:eastAsia="바탕체"/>
+          <w:rFonts w:ascii="Times New Roman" w:hAnsi="Times New Roman" w:eastAsia="바탕"/>
           <w:b/>
-          <w:sz w:val="24"/>
+          <w:sz w:val="23"/>
         </w:rPr>
         <w:t>제2조 (양도대상 영업의 범위)</w:t>
       </w:r>
@@ -225,21 +225,21 @@
       </w:pPr>
       <w:r>
         <w:rPr>
-          <w:rFonts w:ascii="Times New Roman" w:hAnsi="Times New Roman" w:eastAsia="바탕체"/>
+          <w:rFonts w:ascii="Times New Roman" w:hAnsi="Times New Roman" w:eastAsia="바탕"/>
           <w:b/>
-          <w:sz w:val="24"/>
+          <w:sz w:val="23"/>
         </w:rPr>
         <w:t>이전 자산.</w:t>
       </w:r>
     </w:p>
     <w:p>
       <w:pPr>
-        <w:spacing w:after="80"/>
+        <w:spacing w:after="0"/>
       </w:pPr>
       <w:r>
         <w:rPr>
-          <w:rFonts w:ascii="Times New Roman" w:hAnsi="Times New Roman" w:eastAsia="바탕체"/>
-          <w:sz w:val="24"/>
+          <w:rFonts w:ascii="Times New Roman" w:hAnsi="Times New Roman" w:eastAsia="바탕"/>
+          <w:sz w:val="23"/>
         </w:rPr>
         <w:t>양도영업에 포함되는 자산(이하 "이전 자산")은 다음과 같다.</w:t>
       </w:r>
@@ -247,21 +247,21 @@
     <w:p>
       <w:r>
         <w:rPr>
-          <w:rFonts w:ascii="Times New Roman" w:hAnsi="Times New Roman" w:eastAsia="바탕체"/>
-          <w:sz w:val="24"/>
+          <w:rFonts w:ascii="Times New Roman" w:hAnsi="Times New Roman" w:eastAsia="바탕"/>
+          <w:sz w:val="23"/>
         </w:rPr>
         <w:t>{%p for asset in transferred_assets %}</w:t>
       </w:r>
     </w:p>
     <w:p>
       <w:pPr>
-        <w:spacing w:after="80"/>
-        <w:ind w:left="794"/>
+        <w:spacing w:after="0"/>
+        <w:ind w:left="737"/>
       </w:pPr>
       <w:r>
         <w:rPr>
-          <w:rFonts w:ascii="Times New Roman" w:hAnsi="Times New Roman" w:eastAsia="바탕체"/>
-          <w:sz w:val="24"/>
+          <w:rFonts w:ascii="Times New Roman" w:hAnsi="Times New Roman" w:eastAsia="바탕"/>
+          <w:sz w:val="23"/>
         </w:rPr>
         <w:t>· {{ asset }}</w:t>
       </w:r>
@@ -269,8 +269,8 @@
     <w:p>
       <w:r>
         <w:rPr>
-          <w:rFonts w:ascii="Times New Roman" w:hAnsi="Times New Roman" w:eastAsia="바탕체"/>
-          <w:sz w:val="24"/>
+          <w:rFonts w:ascii="Times New Roman" w:hAnsi="Times New Roman" w:eastAsia="바탕"/>
+          <w:sz w:val="23"/>
         </w:rPr>
         <w:t>{%p endfor %}</w:t>
       </w:r>
@@ -282,21 +282,21 @@
       </w:pPr>
       <w:r>
         <w:rPr>
-          <w:rFonts w:ascii="Times New Roman" w:hAnsi="Times New Roman" w:eastAsia="바탕체"/>
+          <w:rFonts w:ascii="Times New Roman" w:hAnsi="Times New Roman" w:eastAsia="바탕"/>
           <w:b/>
-          <w:sz w:val="24"/>
+          <w:sz w:val="23"/>
         </w:rPr>
         <w:t>제외 자산.</w:t>
       </w:r>
     </w:p>
     <w:p>
       <w:pPr>
-        <w:spacing w:after="80"/>
+        <w:spacing w:after="0"/>
       </w:pPr>
       <w:r>
         <w:rPr>
-          <w:rFonts w:ascii="Times New Roman" w:hAnsi="Times New Roman" w:eastAsia="바탕체"/>
-          <w:sz w:val="24"/>
+          <w:rFonts w:ascii="Times New Roman" w:hAnsi="Times New Roman" w:eastAsia="바탕"/>
+          <w:sz w:val="23"/>
         </w:rPr>
         <w:t>다음 자산은 양도 대상에서 제외한다.</w:t>
       </w:r>
@@ -304,21 +304,21 @@
     <w:p>
       <w:r>
         <w:rPr>
-          <w:rFonts w:ascii="Times New Roman" w:hAnsi="Times New Roman" w:eastAsia="바탕체"/>
-          <w:sz w:val="24"/>
+          <w:rFonts w:ascii="Times New Roman" w:hAnsi="Times New Roman" w:eastAsia="바탕"/>
+          <w:sz w:val="23"/>
         </w:rPr>
         <w:t>{%p for asset in excluded_assets %}</w:t>
       </w:r>
     </w:p>
     <w:p>
       <w:pPr>
-        <w:spacing w:after="80"/>
-        <w:ind w:left="794"/>
+        <w:spacing w:after="0"/>
+        <w:ind w:left="737"/>
       </w:pPr>
       <w:r>
         <w:rPr>
-          <w:rFonts w:ascii="Times New Roman" w:hAnsi="Times New Roman" w:eastAsia="바탕체"/>
-          <w:sz w:val="24"/>
+          <w:rFonts w:ascii="Times New Roman" w:hAnsi="Times New Roman" w:eastAsia="바탕"/>
+          <w:sz w:val="23"/>
         </w:rPr>
         <w:t>· {{ asset }}</w:t>
       </w:r>
@@ -326,8 +326,8 @@
     <w:p>
       <w:r>
         <w:rPr>
-          <w:rFonts w:ascii="Times New Roman" w:hAnsi="Times New Roman" w:eastAsia="바탕체"/>
-          <w:sz w:val="24"/>
+          <w:rFonts w:ascii="Times New Roman" w:hAnsi="Times New Roman" w:eastAsia="바탕"/>
+          <w:sz w:val="23"/>
         </w:rPr>
         <w:t>{%p endfor %}</w:t>
       </w:r>
@@ -335,25 +335,25 @@
     <w:p>
       <w:pPr>
         <w:pStyle w:val="Heading1"/>
-        <w:spacing w:before="240" w:after="120"/>
+        <w:spacing w:before="360" w:after="240"/>
       </w:pPr>
       <w:r>
         <w:rPr>
-          <w:rFonts w:ascii="Times New Roman" w:hAnsi="Times New Roman" w:eastAsia="바탕체"/>
+          <w:rFonts w:ascii="Times New Roman" w:hAnsi="Times New Roman" w:eastAsia="바탕"/>
           <w:b/>
-          <w:sz w:val="24"/>
+          <w:sz w:val="23"/>
         </w:rPr>
         <w:t>제3조 (부채 및 의무의 인수)</w:t>
       </w:r>
     </w:p>
     <w:p>
       <w:pPr>
-        <w:spacing w:after="80"/>
+        <w:spacing w:after="0"/>
       </w:pPr>
       <w:r>
         <w:rPr>
-          <w:rFonts w:ascii="Times New Roman" w:hAnsi="Times New Roman" w:eastAsia="바탕체"/>
-          <w:sz w:val="24"/>
+          <w:rFonts w:ascii="Times New Roman" w:hAnsi="Times New Roman" w:eastAsia="바탕"/>
+          <w:sz w:val="23"/>
         </w:rPr>
         <w:t>양수인은 거래종결일에 다음의 부채 및 의무를 인수한다.</w:t>
       </w:r>
@@ -361,21 +361,21 @@
     <w:p>
       <w:r>
         <w:rPr>
-          <w:rFonts w:ascii="Times New Roman" w:hAnsi="Times New Roman" w:eastAsia="바탕체"/>
-          <w:sz w:val="24"/>
+          <w:rFonts w:ascii="Times New Roman" w:hAnsi="Times New Roman" w:eastAsia="바탕"/>
+          <w:sz w:val="23"/>
         </w:rPr>
         <w:t>{%p for liab in transferred_liabilities %}</w:t>
       </w:r>
     </w:p>
     <w:p>
       <w:pPr>
-        <w:spacing w:after="80"/>
-        <w:ind w:left="794"/>
+        <w:spacing w:after="0"/>
+        <w:ind w:left="737"/>
       </w:pPr>
       <w:r>
         <w:rPr>
-          <w:rFonts w:ascii="Times New Roman" w:hAnsi="Times New Roman" w:eastAsia="바탕체"/>
-          <w:sz w:val="24"/>
+          <w:rFonts w:ascii="Times New Roman" w:hAnsi="Times New Roman" w:eastAsia="바탕"/>
+          <w:sz w:val="23"/>
         </w:rPr>
         <w:t>· {{ liab }}</w:t>
       </w:r>
@@ -383,8 +383,8 @@
     <w:p>
       <w:r>
         <w:rPr>
-          <w:rFonts w:ascii="Times New Roman" w:hAnsi="Times New Roman" w:eastAsia="바탕체"/>
-          <w:sz w:val="24"/>
+          <w:rFonts w:ascii="Times New Roman" w:hAnsi="Times New Roman" w:eastAsia="바탕"/>
+          <w:sz w:val="23"/>
         </w:rPr>
         <w:t>{%p endfor %}</w:t>
       </w:r>
@@ -392,13 +392,13 @@
     <w:p>
       <w:pPr>
         <w:pStyle w:val="Heading1"/>
-        <w:spacing w:before="240" w:after="120"/>
+        <w:spacing w:before="360" w:after="240"/>
       </w:pPr>
       <w:r>
         <w:rPr>
-          <w:rFonts w:ascii="Times New Roman" w:hAnsi="Times New Roman" w:eastAsia="바탕체"/>
+          <w:rFonts w:ascii="Times New Roman" w:hAnsi="Times New Roman" w:eastAsia="바탕"/>
           <w:b/>
-          <w:sz w:val="24"/>
+          <w:sz w:val="23"/>
         </w:rPr>
         <w:t>제4조 (양도대금)</w:t>
       </w:r>
@@ -410,21 +410,21 @@
       </w:pPr>
       <w:r>
         <w:rPr>
-          <w:rFonts w:ascii="Times New Roman" w:hAnsi="Times New Roman" w:eastAsia="바탕체"/>
+          <w:rFonts w:ascii="Times New Roman" w:hAnsi="Times New Roman" w:eastAsia="바탕"/>
           <w:b/>
-          <w:sz w:val="24"/>
+          <w:sz w:val="23"/>
         </w:rPr>
         <w:t>양도대금.</w:t>
       </w:r>
     </w:p>
     <w:p>
       <w:pPr>
-        <w:spacing w:after="80"/>
+        <w:spacing w:after="0"/>
       </w:pPr>
       <w:r>
         <w:rPr>
-          <w:rFonts w:ascii="Times New Roman" w:hAnsi="Times New Roman" w:eastAsia="바탕체"/>
-          <w:sz w:val="24"/>
+          <w:rFonts w:ascii="Times New Roman" w:hAnsi="Times New Roman" w:eastAsia="바탕"/>
+          <w:sz w:val="23"/>
         </w:rPr>
         <w:t>양도대상 영업의 대금은 금 {{ total_consideration }}원으로 한다.</w:t>
       </w:r>
@@ -436,21 +436,21 @@
       </w:pPr>
       <w:r>
         <w:rPr>
-          <w:rFonts w:ascii="Times New Roman" w:hAnsi="Times New Roman" w:eastAsia="바탕체"/>
+          <w:rFonts w:ascii="Times New Roman" w:hAnsi="Times New Roman" w:eastAsia="바탕"/>
           <w:b/>
-          <w:sz w:val="24"/>
+          <w:sz w:val="23"/>
         </w:rPr>
         <w:t>지급 방법.</w:t>
       </w:r>
     </w:p>
     <w:p>
       <w:pPr>
-        <w:spacing w:after="80"/>
+        <w:spacing w:after="0"/>
       </w:pPr>
       <w:r>
         <w:rPr>
-          <w:rFonts w:ascii="Times New Roman" w:hAnsi="Times New Roman" w:eastAsia="바탕체"/>
-          <w:sz w:val="24"/>
+          <w:rFonts w:ascii="Times New Roman" w:hAnsi="Times New Roman" w:eastAsia="바탕"/>
+          <w:sz w:val="23"/>
         </w:rPr>
         <w:t>양수인은 거래종결일에 양도인이 서면으로 지정하는 계좌로 양도대금 전액을 지급한다.</w:t>
       </w:r>
@@ -458,13 +458,13 @@
     <w:p>
       <w:pPr>
         <w:pStyle w:val="Heading1"/>
-        <w:spacing w:before="240" w:after="120"/>
+        <w:spacing w:before="360" w:after="240"/>
       </w:pPr>
       <w:r>
         <w:rPr>
-          <w:rFonts w:ascii="Times New Roman" w:hAnsi="Times New Roman" w:eastAsia="바탕체"/>
+          <w:rFonts w:ascii="Times New Roman" w:hAnsi="Times New Roman" w:eastAsia="바탕"/>
           <w:b/>
-          <w:sz w:val="24"/>
+          <w:sz w:val="23"/>
         </w:rPr>
         <w:t>제5조 (직원 이전)</w:t>
       </w:r>
@@ -472,20 +472,20 @@
     <w:p>
       <w:r>
         <w:rPr>
-          <w:rFonts w:ascii="Times New Roman" w:hAnsi="Times New Roman" w:eastAsia="바탕체"/>
-          <w:sz w:val="24"/>
+          <w:rFonts w:ascii="Times New Roman" w:hAnsi="Times New Roman" w:eastAsia="바탕"/>
+          <w:sz w:val="23"/>
         </w:rPr>
         <w:t>{%p if employee_transfer %}</w:t>
       </w:r>
     </w:p>
     <w:p>
       <w:pPr>
-        <w:spacing w:after="80"/>
+        <w:spacing w:after="0"/>
       </w:pPr>
       <w:r>
         <w:rPr>
-          <w:rFonts w:ascii="Times New Roman" w:hAnsi="Times New Roman" w:eastAsia="바탕체"/>
-          <w:sz w:val="24"/>
+          <w:rFonts w:ascii="Times New Roman" w:hAnsi="Times New Roman" w:eastAsia="바탕"/>
+          <w:sz w:val="23"/>
         </w:rPr>
         <w:t>양도인 소속 직원 {{ employee_count }}명은 거래종결일 기준으로 양수인에게 이전하며, 이전 직원의 근속기간 및 퇴직금 승계에 관하여는 별도 합의로 정한다.</w:t>
       </w:r>
@@ -493,20 +493,20 @@
     <w:p>
       <w:r>
         <w:rPr>
-          <w:rFonts w:ascii="Times New Roman" w:hAnsi="Times New Roman" w:eastAsia="바탕체"/>
-          <w:sz w:val="24"/>
+          <w:rFonts w:ascii="Times New Roman" w:hAnsi="Times New Roman" w:eastAsia="바탕"/>
+          <w:sz w:val="23"/>
         </w:rPr>
         <w:t>{%p else %}</w:t>
       </w:r>
     </w:p>
     <w:p>
       <w:pPr>
-        <w:spacing w:after="80"/>
+        <w:spacing w:after="0"/>
       </w:pPr>
       <w:r>
         <w:rPr>
-          <w:rFonts w:ascii="Times New Roman" w:hAnsi="Times New Roman" w:eastAsia="바탕체"/>
-          <w:sz w:val="24"/>
+          <w:rFonts w:ascii="Times New Roman" w:hAnsi="Times New Roman" w:eastAsia="바탕"/>
+          <w:sz w:val="23"/>
         </w:rPr>
         <w:t>직원 이전 여부 및 조건은 별도 협의에 따른다.</w:t>
       </w:r>
@@ -514,8 +514,8 @@
     <w:p>
       <w:r>
         <w:rPr>
-          <w:rFonts w:ascii="Times New Roman" w:hAnsi="Times New Roman" w:eastAsia="바탕체"/>
-          <w:sz w:val="24"/>
+          <w:rFonts w:ascii="Times New Roman" w:hAnsi="Times New Roman" w:eastAsia="바탕"/>
+          <w:sz w:val="23"/>
         </w:rPr>
         <w:t>{%p endif %}</w:t>
       </w:r>
@@ -523,64 +523,64 @@
     <w:p>
       <w:pPr>
         <w:pStyle w:val="Heading1"/>
-        <w:spacing w:before="240" w:after="120"/>
+        <w:spacing w:before="360" w:after="240"/>
       </w:pPr>
       <w:r>
         <w:rPr>
-          <w:rFonts w:ascii="Times New Roman" w:hAnsi="Times New Roman" w:eastAsia="바탕체"/>
+          <w:rFonts w:ascii="Times New Roman" w:hAnsi="Times New Roman" w:eastAsia="바탕"/>
           <w:b/>
-          <w:sz w:val="24"/>
+          <w:sz w:val="23"/>
         </w:rPr>
         <w:t>제6조 (선행조건)</w:t>
       </w:r>
     </w:p>
     <w:p>
       <w:pPr>
-        <w:spacing w:after="80"/>
+        <w:spacing w:after="0"/>
       </w:pPr>
       <w:r>
         <w:rPr>
-          <w:rFonts w:ascii="Times New Roman" w:hAnsi="Times New Roman" w:eastAsia="바탕체"/>
-          <w:sz w:val="24"/>
+          <w:rFonts w:ascii="Times New Roman" w:hAnsi="Times New Roman" w:eastAsia="바탕"/>
+          <w:sz w:val="23"/>
         </w:rPr>
         <w:t>거래종결은 아래 각 호의 선행조건이 모두 충족(또는 포기)됨을 전제로 한다.</w:t>
       </w:r>
     </w:p>
     <w:p>
       <w:pPr>
-        <w:spacing w:after="80"/>
-        <w:ind w:left="794"/>
+        <w:spacing w:after="0"/>
+        <w:ind w:left="737"/>
       </w:pPr>
       <w:r>
         <w:rPr>
-          <w:rFonts w:ascii="Times New Roman" w:hAnsi="Times New Roman" w:eastAsia="바탕체"/>
-          <w:sz w:val="24"/>
+          <w:rFonts w:ascii="Times New Roman" w:hAnsi="Times New Roman" w:eastAsia="바탕"/>
+          <w:sz w:val="23"/>
         </w:rPr>
         <w:t>① 각 당사자의 진술 및 보장이 거래종결일을 기준으로 중요한 면에서 사실과 부합할 것</w:t>
       </w:r>
     </w:p>
     <w:p>
       <w:pPr>
-        <w:spacing w:after="80"/>
-        <w:ind w:left="794"/>
+        <w:spacing w:after="0"/>
+        <w:ind w:left="737"/>
       </w:pPr>
       <w:r>
         <w:rPr>
-          <w:rFonts w:ascii="Times New Roman" w:hAnsi="Times New Roman" w:eastAsia="바탕체"/>
-          <w:sz w:val="24"/>
+          <w:rFonts w:ascii="Times New Roman" w:hAnsi="Times New Roman" w:eastAsia="바탕"/>
+          <w:sz w:val="23"/>
         </w:rPr>
         <w:t>② 각 당사자가 본 계약상 의무를 중요한 면에서 이행하였을 것</w:t>
       </w:r>
     </w:p>
     <w:p>
       <w:pPr>
-        <w:spacing w:after="80"/>
-        <w:ind w:left="794"/>
+        <w:spacing w:after="0"/>
+        <w:ind w:left="737"/>
       </w:pPr>
       <w:r>
         <w:rPr>
-          <w:rFonts w:ascii="Times New Roman" w:hAnsi="Times New Roman" w:eastAsia="바탕체"/>
-          <w:sz w:val="24"/>
+          <w:rFonts w:ascii="Times New Roman" w:hAnsi="Times New Roman" w:eastAsia="바탕"/>
+          <w:sz w:val="23"/>
         </w:rPr>
         <w:t>③ 관련 인허가 및 제3자 동의 취득 완료</w:t>
       </w:r>
@@ -588,13 +588,13 @@
     <w:p>
       <w:pPr>
         <w:pStyle w:val="Heading1"/>
-        <w:spacing w:before="240" w:after="120"/>
+        <w:spacing w:before="360" w:after="240"/>
       </w:pPr>
       <w:r>
         <w:rPr>
-          <w:rFonts w:ascii="Times New Roman" w:hAnsi="Times New Roman" w:eastAsia="바탕체"/>
+          <w:rFonts w:ascii="Times New Roman" w:hAnsi="Times New Roman" w:eastAsia="바탕"/>
           <w:b/>
-          <w:sz w:val="24"/>
+          <w:sz w:val="23"/>
         </w:rPr>
         <w:t>제7조 (진술 및 보장)</w:t>
       </w:r>
@@ -606,47 +606,47 @@
       </w:pPr>
       <w:r>
         <w:rPr>
-          <w:rFonts w:ascii="Times New Roman" w:hAnsi="Times New Roman" w:eastAsia="바탕체"/>
+          <w:rFonts w:ascii="Times New Roman" w:hAnsi="Times New Roman" w:eastAsia="바탕"/>
           <w:b/>
-          <w:sz w:val="24"/>
+          <w:sz w:val="23"/>
         </w:rPr>
         <w:t>양도인의 진술 및 보장.</w:t>
       </w:r>
     </w:p>
     <w:p>
       <w:pPr>
-        <w:spacing w:after="80"/>
+        <w:spacing w:after="0"/>
       </w:pPr>
       <w:r>
         <w:rPr>
-          <w:rFonts w:ascii="Times New Roman" w:hAnsi="Times New Roman" w:eastAsia="바탕체"/>
-          <w:sz w:val="24"/>
+          <w:rFonts w:ascii="Times New Roman" w:hAnsi="Times New Roman" w:eastAsia="바탕"/>
+          <w:sz w:val="23"/>
         </w:rPr>
         <w:t>양도인은 본 계약 체결일 및 거래종결일을 기준으로 다음 각 사항을 진술하고 보장한다.</w:t>
       </w:r>
     </w:p>
     <w:p>
       <w:pPr>
-        <w:spacing w:after="80"/>
-        <w:ind w:left="794"/>
+        <w:spacing w:after="0"/>
+        <w:ind w:left="737"/>
       </w:pPr>
       <w:r>
         <w:rPr>
-          <w:rFonts w:ascii="Times New Roman" w:hAnsi="Times New Roman" w:eastAsia="바탕체"/>
-          <w:sz w:val="24"/>
+          <w:rFonts w:ascii="Times New Roman" w:hAnsi="Times New Roman" w:eastAsia="바탕"/>
+          <w:sz w:val="23"/>
         </w:rPr>
         <w:t>① 양도인은 본 계약을 체결하고 이행할 완전한 권한을 보유한다.</w:t>
       </w:r>
     </w:p>
     <w:p>
       <w:pPr>
-        <w:spacing w:after="80"/>
-        <w:ind w:left="794"/>
+        <w:spacing w:after="0"/>
+        <w:ind w:left="737"/>
       </w:pPr>
       <w:r>
         <w:rPr>
-          <w:rFonts w:ascii="Times New Roman" w:hAnsi="Times New Roman" w:eastAsia="바탕체"/>
-          <w:sz w:val="24"/>
+          <w:rFonts w:ascii="Times New Roman" w:hAnsi="Times New Roman" w:eastAsia="바탕"/>
+          <w:sz w:val="23"/>
         </w:rPr>
         <w:t>② 양도대상 영업에는 별도 공시된 사항 외에 중요한 하자가 없다.</w:t>
       </w:r>
@@ -654,25 +654,25 @@
     <w:p>
       <w:pPr>
         <w:pStyle w:val="Heading1"/>
-        <w:spacing w:before="240" w:after="120"/>
+        <w:spacing w:before="360" w:after="240"/>
       </w:pPr>
       <w:r>
         <w:rPr>
-          <w:rFonts w:ascii="Times New Roman" w:hAnsi="Times New Roman" w:eastAsia="바탕체"/>
+          <w:rFonts w:ascii="Times New Roman" w:hAnsi="Times New Roman" w:eastAsia="바탕"/>
           <w:b/>
-          <w:sz w:val="24"/>
+          <w:sz w:val="23"/>
         </w:rPr>
         <w:t>제8조 (준거법 및 관할)</w:t>
       </w:r>
     </w:p>
     <w:p>
       <w:pPr>
-        <w:spacing w:after="80"/>
+        <w:spacing w:after="0"/>
       </w:pPr>
       <w:r>
         <w:rPr>
-          <w:rFonts w:ascii="Times New Roman" w:hAnsi="Times New Roman" w:eastAsia="바탕체"/>
-          <w:sz w:val="24"/>
+          <w:rFonts w:ascii="Times New Roman" w:hAnsi="Times New Roman" w:eastAsia="바탕"/>
+          <w:sz w:val="23"/>
         </w:rPr>
         <w:t>본 계약은 {{ governing_law }} 법에 따라 해석되며, 분쟁은 서울중앙지방법원을 제1심 전속 관할법원으로 한다.</w:t>
       </w:r>
@@ -684,8 +684,8 @@
       </w:pPr>
       <w:r>
         <w:rPr>
-          <w:rFonts w:ascii="Times New Roman" w:hAnsi="Times New Roman" w:eastAsia="바탕체"/>
-          <w:sz w:val="24"/>
+          <w:rFonts w:ascii="Times New Roman" w:hAnsi="Times New Roman" w:eastAsia="바탕"/>
+          <w:sz w:val="23"/>
         </w:rPr>
         <w:t>{{ signing_date }}</w:t>
       </w:r>
@@ -697,8 +697,8 @@
       </w:pPr>
       <w:r>
         <w:rPr>
-          <w:rFonts w:ascii="Times New Roman" w:hAnsi="Times New Roman" w:eastAsia="바탕체"/>
-          <w:sz w:val="22"/>
+          <w:rFonts w:ascii="Times New Roman" w:hAnsi="Times New Roman" w:eastAsia="바탕"/>
+          <w:sz w:val="23"/>
         </w:rPr>
         <w:t>본 계약의 성립을 증명하기 위하여 아래에 서명 또는 기명날인한다.</w:t>
       </w:r>
@@ -717,13 +717,12 @@
       <w:tr>
         <w:tc>
           <w:tcPr>
-            <w:tcW w:type="dxa" w:w="4536"/>
-            <w:tcH w:val="1701" w:type="atLeast"/>
+            <w:tcW w:w="0" w:type="auto"/>
           </w:tcPr>
           <w:p>
             <w:r>
               <w:rPr>
-                <w:rFonts w:ascii="Times New Roman" w:hAnsi="Times New Roman" w:eastAsia="바탕체"/>
+                <w:rFonts w:ascii="Times New Roman" w:hAnsi="Times New Roman" w:eastAsia="바탕"/>
                 <w:b/>
                 <w:sz w:val="22"/>
               </w:rPr>
@@ -733,13 +732,12 @@
         </w:tc>
         <w:tc>
           <w:tcPr>
-            <w:tcW w:type="dxa" w:w="4536"/>
-            <w:tcH w:val="1701" w:type="atLeast"/>
+            <w:tcW w:w="0" w:type="auto"/>
           </w:tcPr>
           <w:p>
             <w:r>
               <w:rPr>
-                <w:rFonts w:ascii="Times New Roman" w:hAnsi="Times New Roman" w:eastAsia="바탕체"/>
+                <w:rFonts w:ascii="Times New Roman" w:hAnsi="Times New Roman" w:eastAsia="바탕"/>
                 <w:sz w:val="22"/>
               </w:rPr>
               <w:t>{{ transferor_name }}</w:t>
@@ -747,10 +745,10 @@
             </w:r>
             <w:r>
               <w:rPr>
-                <w:rFonts w:ascii="Times New Roman" w:hAnsi="Times New Roman" w:eastAsia="바탕체"/>
+                <w:rFonts w:ascii="Times New Roman" w:hAnsi="Times New Roman" w:eastAsia="바탕"/>
                 <w:sz w:val="22"/>
               </w:rPr>
-              <w:t>대표이사: {{ transferor_representative }}</w:t>
+              <w:t>대표이사 {{ transferor_representative }}</w:t>
             </w:r>
           </w:p>
         </w:tc>
@@ -758,13 +756,12 @@
       <w:tr>
         <w:tc>
           <w:tcPr>
-            <w:tcW w:type="dxa" w:w="4536"/>
-            <w:tcH w:val="1701" w:type="atLeast"/>
+            <w:tcW w:w="0" w:type="auto"/>
           </w:tcPr>
           <w:p>
             <w:r>
               <w:rPr>
-                <w:rFonts w:ascii="Times New Roman" w:hAnsi="Times New Roman" w:eastAsia="바탕체"/>
+                <w:rFonts w:ascii="Times New Roman" w:hAnsi="Times New Roman" w:eastAsia="바탕"/>
                 <w:b/>
                 <w:sz w:val="22"/>
               </w:rPr>
@@ -774,13 +771,12 @@
         </w:tc>
         <w:tc>
           <w:tcPr>
-            <w:tcW w:type="dxa" w:w="4536"/>
-            <w:tcH w:val="1701" w:type="atLeast"/>
+            <w:tcW w:w="0" w:type="auto"/>
           </w:tcPr>
           <w:p>
             <w:r>
               <w:rPr>
-                <w:rFonts w:ascii="Times New Roman" w:hAnsi="Times New Roman" w:eastAsia="바탕체"/>
+                <w:rFonts w:ascii="Times New Roman" w:hAnsi="Times New Roman" w:eastAsia="바탕"/>
                 <w:sz w:val="22"/>
               </w:rPr>
               <w:t>{{ transferee_name }}</w:t>
@@ -788,23 +784,59 @@
             </w:r>
             <w:r>
               <w:rPr>
-                <w:rFonts w:ascii="Times New Roman" w:hAnsi="Times New Roman" w:eastAsia="바탕체"/>
+                <w:rFonts w:ascii="Times New Roman" w:hAnsi="Times New Roman" w:eastAsia="바탕"/>
                 <w:sz w:val="22"/>
               </w:rPr>
-              <w:t>대표이사: {{ transferee_representative }}</w:t>
+              <w:t>대표이사 {{ transferee_representative }}</w:t>
             </w:r>
           </w:p>
         </w:tc>
       </w:tr>
     </w:tbl>
     <w:sectPr>
+      <w:footerReference w:type="default" r:id="rId9"/>
       <w:pgSz w:w="11906" w:h="16838"/>
-      <w:pgMar w:top="1701" w:right="1417" w:bottom="1701" w:left="1417" w:header="720" w:footer="720" w:gutter="0"/>
+      <w:pgMar w:top="1701" w:right="1417" w:bottom="1701" w:left="1417" w:header="709" w:footer="709" w:gutter="0"/>
       <w:cols w:space="720"/>
       <w:docGrid w:linePitch="360"/>
     </w:sectPr>
   </w:body>
 </w:document>
+</file>
+
+<file path=word/footer1.xml><?xml version="1.0" encoding="utf-8"?>
+<w:ftr xmlns:m="http://schemas.openxmlformats.org/officeDocument/2006/math" xmlns:mc="http://schemas.openxmlformats.org/markup-compatibility/2006" xmlns:mo="http://schemas.microsoft.com/office/mac/office/2008/main" xmlns:mv="urn:schemas-microsoft-com:mac:vml" xmlns:o="urn:schemas-microsoft-com:office:office" xmlns:r="http://schemas.openxmlformats.org/officeDocument/2006/relationships" xmlns:v="urn:schemas-microsoft-com:vml" xmlns:w10="urn:schemas-microsoft-com:office:word" xmlns:w14="http://schemas.microsoft.com/office/word/2010/wordml" xmlns:w="http://schemas.openxmlformats.org/wordprocessingml/2006/main" xmlns:wne="http://schemas.microsoft.com/office/word/2006/wordml" xmlns:wp14="http://schemas.microsoft.com/office/word/2010/wordprocessingDrawing" xmlns:wp="http://schemas.openxmlformats.org/drawingml/2006/wordprocessingDrawing" xmlns:wpc="http://schemas.microsoft.com/office/word/2010/wordprocessingCanvas" xmlns:wpg="http://schemas.microsoft.com/office/word/2010/wordprocessingGroup" xmlns:wpi="http://schemas.microsoft.com/office/word/2010/wordprocessingInk" xmlns:wps="http://schemas.microsoft.com/office/word/2010/wordprocessingShape" mc:Ignorable="w14 wp14">
+  <w:p>
+    <w:pPr>
+      <w:pStyle w:val="Footer"/>
+      <w:jc w:val="center"/>
+    </w:pPr>
+    <w:r>
+      <w:rPr>
+        <w:rFonts w:ascii="Times New Roman" w:hAnsi="Times New Roman"/>
+        <w:sz w:val="18"/>
+      </w:rPr>
+      <w:t xml:space="preserve">- </w:t>
+    </w:r>
+    <w:r>
+      <w:rPr>
+        <w:rFonts w:ascii="Times New Roman" w:hAnsi="Times New Roman"/>
+        <w:sz w:val="18"/>
+      </w:rPr>
+      <w:fldChar w:fldCharType="begin"/>
+      <w:instrText xml:space="preserve"> PAGE </w:instrText>
+      <w:fldChar w:fldCharType="separate"/>
+      <w:fldChar w:fldCharType="end"/>
+    </w:r>
+    <w:r>
+      <w:rPr>
+        <w:rFonts w:ascii="Times New Roman" w:hAnsi="Times New Roman"/>
+        <w:sz w:val="18"/>
+      </w:rPr>
+      <w:t xml:space="preserve"> -</w:t>
+    </w:r>
+  </w:p>
+</w:ftr>
 </file>
 
 <file path=word/numbering.xml><?xml version="1.0" encoding="utf-8"?>
@@ -1170,6 +1202,14 @@
     <w:name w:val="Normal"/>
     <w:qFormat/>
     <w:rsid w:val="00FC693F"/>
+    <w:pPr>
+      <w:spacing w:line="312" w:lineRule="auto" w:before="0" w:after="0"/>
+      <w:jc w:val="both"/>
+    </w:pPr>
+    <w:rPr>
+      <w:rFonts w:ascii="Times New Roman" w:hAnsi="Times New Roman" w:eastAsia="바탕"/>
+      <w:sz w:val="23"/>
+    </w:rPr>
   </w:style>
   <w:style w:type="paragraph" w:styleId="Header">
     <w:name w:val="header"/>
@@ -12852,6 +12892,88 @@
         <w:shd w:val="clear" w:color="auto" w:fill="FBCAA2" w:themeFill="accent6" w:themeFillTint="7F"/>
       </w:tcPr>
     </w:tblStylePr>
+  </w:style>
+  <w:style w:type="paragraph" w:customStyle="1" w:styleId="Contract_L1">
+    <w:name w:val="Contract_L1"/>
+    <w:basedOn w:val="Normal"/>
+    <w:pPr>
+      <w:spacing w:line="312" w:lineRule="auto" w:before="360" w:after="240"/>
+      <w:jc w:val="both"/>
+    </w:pPr>
+    <w:rPr>
+      <w:rFonts w:ascii="Times New Roman" w:hAnsi="Times New Roman" w:eastAsia="바탕"/>
+      <w:b/>
+      <w:sz w:val="23"/>
+    </w:rPr>
+  </w:style>
+  <w:style w:type="paragraph" w:customStyle="1" w:styleId="Contract_L2">
+    <w:name w:val="Contract_L2"/>
+    <w:basedOn w:val="Normal"/>
+    <w:pPr>
+      <w:spacing w:line="312" w:lineRule="auto" w:before="0" w:after="0"/>
+      <w:ind w:left="737" w:hanging="737"/>
+      <w:jc w:val="both"/>
+    </w:pPr>
+    <w:rPr>
+      <w:rFonts w:ascii="Times New Roman" w:hAnsi="Times New Roman" w:eastAsia="바탕"/>
+      <w:b w:val="0"/>
+      <w:sz w:val="23"/>
+    </w:rPr>
+  </w:style>
+  <w:style w:type="paragraph" w:customStyle="1" w:styleId="Contract_L3">
+    <w:name w:val="Contract_L3"/>
+    <w:basedOn w:val="Normal"/>
+    <w:pPr>
+      <w:spacing w:line="312" w:lineRule="auto" w:before="0" w:after="0"/>
+      <w:ind w:left="1191" w:hanging="397"/>
+      <w:jc w:val="both"/>
+    </w:pPr>
+    <w:rPr>
+      <w:rFonts w:ascii="Times New Roman" w:hAnsi="Times New Roman" w:eastAsia="바탕"/>
+      <w:b w:val="0"/>
+      <w:sz w:val="23"/>
+    </w:rPr>
+  </w:style>
+  <w:style w:type="paragraph" w:customStyle="1" w:styleId="Contract_L4">
+    <w:name w:val="Contract_L4"/>
+    <w:basedOn w:val="Normal"/>
+    <w:pPr>
+      <w:spacing w:line="312" w:lineRule="auto" w:before="0" w:after="0"/>
+      <w:ind w:left="1587" w:hanging="397"/>
+      <w:jc w:val="both"/>
+    </w:pPr>
+    <w:rPr>
+      <w:rFonts w:ascii="Times New Roman" w:hAnsi="Times New Roman" w:eastAsia="바탕"/>
+      <w:b w:val="0"/>
+      <w:sz w:val="23"/>
+    </w:rPr>
+  </w:style>
+  <w:style w:type="paragraph" w:customStyle="1" w:styleId="Contract_Body">
+    <w:name w:val="Contract_Body"/>
+    <w:basedOn w:val="Normal"/>
+    <w:pPr>
+      <w:spacing w:line="312" w:lineRule="auto" w:before="0" w:after="0"/>
+      <w:jc w:val="both"/>
+    </w:pPr>
+    <w:rPr>
+      <w:rFonts w:ascii="Times New Roman" w:hAnsi="Times New Roman" w:eastAsia="바탕"/>
+      <w:b w:val="0"/>
+      <w:sz w:val="23"/>
+    </w:rPr>
+  </w:style>
+  <w:style w:type="paragraph" w:customStyle="1" w:styleId="Contract_Definition">
+    <w:name w:val="Contract_Definition"/>
+    <w:basedOn w:val="Normal"/>
+    <w:pPr>
+      <w:spacing w:line="312" w:lineRule="auto" w:before="0" w:after="0"/>
+      <w:ind w:left="737"/>
+      <w:jc w:val="both"/>
+    </w:pPr>
+    <w:rPr>
+      <w:rFonts w:ascii="Times New Roman" w:hAnsi="Times New Roman" w:eastAsia="바탕"/>
+      <w:b w:val="0"/>
+      <w:sz w:val="23"/>
+    </w:rPr>
   </w:style>
 </w:styles>
 </file>
